--- a/People Rise — Core Specification.docx
+++ b/People Rise — Core Specification.docx
@@ -485,7 +485,7 @@
           <w:sz w:val="21"/>
           <w:szCs w:val="21"/>
         </w:rPr>
-        <w:t xml:space="preserve">    11. The contract surface	16</w:t>
+        <w:t xml:space="preserve">    11. Identity and access	16</w:t>
       </w:r>
     </w:p>
     <w:p>
@@ -504,7 +504,26 @@
           <w:sz w:val="21"/>
           <w:szCs w:val="21"/>
         </w:rPr>
-        <w:t xml:space="preserve">    12. What the core does not do	18</w:t>
+        <w:t xml:space="preserve">    12. The contract surface	18</w:t>
+      </w:r>
+    </w:p>
+    <w:p>
+      <w:pPr>
+        <w:tabs>
+          <w:tab w:val="right" w:pos="9578" w:leader="dot"/>
+        </w:tabs>
+        <w:spacing w:after="80" w:before="80"/>
+      </w:pPr>
+      <w:r>
+        <w:rPr>
+          <w:rFonts w:ascii="Arial" w:cs="Arial" w:eastAsia="Arial" w:hAnsi="Arial"/>
+          <w:b w:val="false"/>
+          <w:bCs w:val="false"/>
+          <w:color w:val="262626"/>
+          <w:sz w:val="21"/>
+          <w:szCs w:val="21"/>
+        </w:rPr>
+        <w:t xml:space="preserve">    13. What the core does not do	20</w:t>
       </w:r>
     </w:p>
     <w:p>
@@ -1988,166 +2007,6 @@
     </w:p>
     <w:p>
       <w:pPr>
-        <w:pStyle w:val="Heading2"/>
-        <w:spacing w:after="140" w:before="300"/>
-      </w:pPr>
-      <w:r>
-        <w:rPr>
-          <w:rFonts w:ascii="Arial" w:cs="Arial" w:eastAsia="Arial" w:hAnsi="Arial"/>
-          <w:b/>
-          <w:bCs/>
-          <w:color w:val="2E5496"/>
-          <w:sz w:val="25"/>
-          <w:szCs w:val="25"/>
-        </w:rPr>
-        <w:t xml:space="preserve">3.6  Permissions</w:t>
-      </w:r>
-    </w:p>
-    <w:p>
-      <w:pPr>
-        <w:spacing w:after="140" w:before="60" w:line="280"/>
-        <w:jc w:val="both"/>
-      </w:pPr>
-      <w:r>
-        <w:rPr>
-          <w:rFonts w:ascii="Arial" w:cs="Arial" w:eastAsia="Arial" w:hAnsi="Arial"/>
-          <w:color w:val="262626"/>
-          <w:sz w:val="21"/>
-          <w:szCs w:val="21"/>
-        </w:rPr>
-        <w:t xml:space="preserve">Every product enforces access through one permission model, and the core is where it lives. It passes the portfolio test plainly: every product needs it, none can own it, and two products carrying separate models would give two answers to one question about who may look at a salary.</w:t>
-      </w:r>
-    </w:p>
-    <w:p>
-      <w:pPr>
-        <w:pStyle w:val="ListParagraph"/>
-        <w:numPr>
-          <w:ilvl w:val="0"/>
-          <w:numId w:val="1"/>
-        </w:numPr>
-        <w:spacing w:after="100" w:before="40" w:line="280"/>
-        <w:ind w:left="431" w:hanging="259"/>
-        <w:jc w:val="both"/>
-      </w:pPr>
-      <w:r>
-        <w:rPr>
-          <w:rFonts w:ascii="Arial" w:cs="Arial" w:eastAsia="Arial" w:hAnsi="Arial"/>
-          <w:b/>
-          <w:bCs/>
-          <w:color w:val="1F3864"/>
-          <w:sz w:val="21"/>
-          <w:szCs w:val="21"/>
-        </w:rPr>
-        <w:t xml:space="preserve">Permissions are granted to roles, and roles are configured by the customer.</w:t>
-      </w:r>
-      <w:r>
-        <w:rPr>
-          <w:rFonts w:ascii="Arial" w:cs="Arial" w:eastAsia="Arial" w:hAnsi="Arial"/>
-          <w:color w:val="262626"/>
-          <w:sz w:val="21"/>
-          <w:szCs w:val="21"/>
-        </w:rPr>
-        <w:t xml:space="preserve"> Nothing is hardcoded. A tenant administrator defines roles and grants permissions to them in settings, so an organization that calls its HR function something else, or splits it across two roles, is representable without a code change.</w:t>
-      </w:r>
-    </w:p>
-    <w:p>
-      <w:pPr>
-        <w:pStyle w:val="ListParagraph"/>
-        <w:numPr>
-          <w:ilvl w:val="0"/>
-          <w:numId w:val="1"/>
-        </w:numPr>
-        <w:spacing w:after="100" w:before="40" w:line="280"/>
-        <w:ind w:left="431" w:hanging="259"/>
-        <w:jc w:val="both"/>
-      </w:pPr>
-      <w:r>
-        <w:rPr>
-          <w:rFonts w:ascii="Arial" w:cs="Arial" w:eastAsia="Arial" w:hAnsi="Arial"/>
-          <w:b/>
-          <w:bCs/>
-          <w:color w:val="1F3864"/>
-          <w:sz w:val="21"/>
-          <w:szCs w:val="21"/>
-        </w:rPr>
-        <w:t xml:space="preserve">The control plane says who may reach a tenant; the tenant database says what they may do inside it.</w:t>
-      </w:r>
-      <w:r>
-        <w:rPr>
-          <w:rFonts w:ascii="Arial" w:cs="Arial" w:eastAsia="Arial" w:hAnsi="Arial"/>
-          <w:color w:val="262626"/>
-          <w:sz w:val="21"/>
-          <w:szCs w:val="21"/>
-        </w:rPr>
-        <w:t xml:space="preserve"> Access grants are already a control-plane concern and stay there. Roles and their permissions are per-organization configuration and are tenant data. Neither side duplicates the other.</w:t>
-      </w:r>
-    </w:p>
-    <w:p>
-      <w:pPr>
-        <w:pStyle w:val="ListParagraph"/>
-        <w:numPr>
-          <w:ilvl w:val="0"/>
-          <w:numId w:val="1"/>
-        </w:numPr>
-        <w:spacing w:after="100" w:before="40" w:line="280"/>
-        <w:ind w:left="431" w:hanging="259"/>
-        <w:jc w:val="both"/>
-      </w:pPr>
-      <w:r>
-        <w:rPr>
-          <w:rFonts w:ascii="Arial" w:cs="Arial" w:eastAsia="Arial" w:hAnsi="Arial"/>
-          <w:b/>
-          <w:bCs/>
-          <w:color w:val="1F3864"/>
-          <w:sz w:val="21"/>
-          <w:szCs w:val="21"/>
-        </w:rPr>
-        <w:t xml:space="preserve">The sensitive class of Section 3.5 is enforced here,</w:t>
-      </w:r>
-      <w:r>
-        <w:rPr>
-          <w:rFonts w:ascii="Arial" w:cs="Arial" w:eastAsia="Arial" w:hAnsi="Arial"/>
-          <w:color w:val="262626"/>
-          <w:sz w:val="21"/>
-          <w:szCs w:val="21"/>
-        </w:rPr>
-        <w:t xml:space="preserve"> not by convention and not separately per product. Pay amounts, compa-ratio, held profiles, assessment results, and burnout signals are gated together, so a role that can see one has been deliberately granted the rest rather than acquiring them by accident.</w:t>
-      </w:r>
-    </w:p>
-    <w:p>
-      <w:pPr>
-        <w:pStyle w:val="ListParagraph"/>
-        <w:numPr>
-          <w:ilvl w:val="0"/>
-          <w:numId w:val="1"/>
-        </w:numPr>
-        <w:spacing w:after="100" w:before="40" w:line="280"/>
-        <w:ind w:left="431" w:hanging="259"/>
-        <w:jc w:val="both"/>
-      </w:pPr>
-      <w:r>
-        <w:rPr>
-          <w:rFonts w:ascii="Arial" w:cs="Arial" w:eastAsia="Arial" w:hAnsi="Arial"/>
-          <w:b/>
-          <w:bCs/>
-          <w:color w:val="1F3864"/>
-          <w:sz w:val="21"/>
-          <w:szCs w:val="21"/>
-        </w:rPr>
-        <w:t xml:space="preserve">A product may narrow, never widen.</w:t>
-      </w:r>
-      <w:r>
-        <w:rPr>
-          <w:rFonts w:ascii="Arial" w:cs="Arial" w:eastAsia="Arial" w:hAnsi="Arial"/>
-          <w:color w:val="262626"/>
-          <w:sz w:val="21"/>
-          <w:szCs w:val="21"/>
-        </w:rPr>
-        <w:t xml:space="preserve"> A product can require more than the tenant’s model grants for a particular view, but no product may expose a record the model would have withheld.</w:t>
-      </w:r>
-    </w:p>
-    <w:p>
-      <w:pPr>
         <w:pStyle w:val="Heading1"/>
         <w:pageBreakBefore/>
         <w:pBdr>
@@ -3064,7 +2923,7 @@
           <w:sz w:val="21"/>
           <w:szCs w:val="21"/>
         </w:rPr>
-        <w:t xml:space="preserve">The core holds no evaluations, no answers, no factor scores, and no methodology content. Those belong to the Job Evaluation module and the control-plane library. Exactly one fact crosses into the core: this job sits at this grade, assigned this way, from this date. Everything supporting that fact — the pinned methodology version, the immutable answers, the named evaluator, the per-factor subtotals — stays inside Job Evaluation, where the audit trail is the product.</w:t>
+        <w:t xml:space="preserve">The core holds no evaluations, no answers, no factor scores, and no methodology content. Those belong to the Job Evaluation module and the control-plane library. Exactly one fact crosses into the core: this job sits at this grade, assigned this way, from this date. Everything supporting that fact — the pinned methodology version, the immutable answers, the account that evaluated, the per-factor subtotals — stays inside Job Evaluation, where the audit trail is the product.</w:t>
       </w:r>
     </w:p>
     <w:p>
@@ -4450,7 +4309,7 @@
           <w:sz w:val="32"/>
           <w:szCs w:val="32"/>
         </w:rPr>
-        <w:t xml:space="preserve">11. The contract surface</w:t>
+        <w:t xml:space="preserve">11. Identity and access</w:t>
       </w:r>
     </w:p>
     <w:p>
@@ -4461,11 +4320,37 @@
       <w:r>
         <w:rPr>
           <w:rFonts w:ascii="Arial" w:cs="Arial" w:eastAsia="Arial" w:hAnsi="Arial"/>
-          <w:color w:val="262626"/>
-          <w:sz w:val="21"/>
-          <w:szCs w:val="21"/>
-        </w:rPr>
-        <w:t xml:space="preserve">What products may assume, what they may write, and what the core tells them. This section is the part of the document a product scope references directly.</w:t>
+          <w:b/>
+          <w:bCs/>
+          <w:color w:val="1F3864"/>
+          <w:sz w:val="21"/>
+          <w:szCs w:val="21"/>
+        </w:rPr>
+        <w:t xml:space="preserve">Holds:</w:t>
+      </w:r>
+      <w:r>
+        <w:rPr>
+          <w:rFonts w:ascii="Arial" w:cs="Arial" w:eastAsia="Arial" w:hAnsi="Arial"/>
+          <w:color w:val="262626"/>
+          <w:sz w:val="21"/>
+          <w:szCs w:val="21"/>
+        </w:rPr>
+        <w:t xml:space="preserve"> organization user accounts; roles and the permissions granted to them; the assignment of accounts to roles.</w:t>
+      </w:r>
+    </w:p>
+    <w:p>
+      <w:pPr>
+        <w:spacing w:after="140" w:before="60" w:line="280"/>
+        <w:jc w:val="both"/>
+      </w:pPr>
+      <w:r>
+        <w:rPr>
+          <w:rFonts w:ascii="Arial" w:cs="Arial" w:eastAsia="Arial" w:hAnsi="Arial"/>
+          <w:color w:val="262626"/>
+          <w:sz w:val="21"/>
+          <w:szCs w:val="21"/>
+        </w:rPr>
+        <w:t xml:space="preserve">Two identity systems exist in the platform and they are deliberately unlinked. Platform identity lives in the control plane and answers who may reach a tenant at all — our own staff, consultants, and the client owner who registered the organization. Organization identity lives here and answers who may do what inside one organization. The same human may hold one of each; nothing joins them, and nothing needs to.</w:t>
       </w:r>
     </w:p>
     <w:p>
@@ -4482,22 +4367,199 @@
           <w:sz w:val="25"/>
           <w:szCs w:val="25"/>
         </w:rPr>
-        <w:t xml:space="preserve">11.1  Read contract</w:t>
-      </w:r>
-    </w:p>
-    <w:p>
-      <w:pPr>
-        <w:spacing w:after="140" w:before="60" w:line="280"/>
-        <w:jc w:val="both"/>
-      </w:pPr>
-      <w:r>
-        <w:rPr>
-          <w:rFonts w:ascii="Arial" w:cs="Arial" w:eastAsia="Arial" w:hAnsi="Arial"/>
-          <w:color w:val="262626"/>
-          <w:sz w:val="21"/>
-          <w:szCs w:val="21"/>
-        </w:rPr>
-        <w:t xml:space="preserve">Every product may read every core area, subject to the tenant's permission model. There is no per-product read partition, and building one would break the compute-once property that justifies the spine and the shared roster. Reads are never gated on entitlement: core data is always available because the customer entered it.</w:t>
+        <w:t xml:space="preserve">Accounts</w:t>
+      </w:r>
+    </w:p>
+    <w:p>
+      <w:pPr>
+        <w:pStyle w:val="ListParagraph"/>
+        <w:numPr>
+          <w:ilvl w:val="0"/>
+          <w:numId w:val="1"/>
+        </w:numPr>
+        <w:spacing w:after="100" w:before="40" w:line="280"/>
+        <w:ind w:left="431" w:hanging="259"/>
+        <w:jc w:val="both"/>
+      </w:pPr>
+      <w:r>
+        <w:rPr>
+          <w:rFonts w:ascii="Arial" w:cs="Arial" w:eastAsia="Arial" w:hAnsi="Arial"/>
+          <w:b/>
+          <w:bCs/>
+          <w:color w:val="1F3864"/>
+          <w:sz w:val="21"/>
+          <w:szCs w:val="21"/>
+        </w:rPr>
+        <w:t xml:space="preserve">An account is not an employee.</w:t>
+      </w:r>
+      <w:r>
+        <w:rPr>
+          <w:rFonts w:ascii="Arial" w:cs="Arial" w:eastAsia="Arial" w:hAnsi="Arial"/>
+          <w:color w:val="262626"/>
+          <w:sz w:val="21"/>
+          <w:szCs w:val="21"/>
+        </w:rPr>
+        <w:t xml:space="preserve"> Accounts are tenant data, held separately from the roster, and may optionally point at an Employee. Not every employee has an account — most of a large workforce will never log in — and not every account is an employee, because a consultant or an administrator may hold one without appearing anywhere on the payroll.</w:t>
+      </w:r>
+    </w:p>
+    <w:p>
+      <w:pPr>
+        <w:pStyle w:val="ListParagraph"/>
+        <w:numPr>
+          <w:ilvl w:val="0"/>
+          <w:numId w:val="1"/>
+        </w:numPr>
+        <w:spacing w:after="100" w:before="40" w:line="280"/>
+        <w:ind w:left="431" w:hanging="259"/>
+        <w:jc w:val="both"/>
+      </w:pPr>
+      <w:r>
+        <w:rPr>
+          <w:rFonts w:ascii="Arial" w:cs="Arial" w:eastAsia="Arial" w:hAnsi="Arial"/>
+          <w:b/>
+          <w:bCs/>
+          <w:color w:val="1F3864"/>
+          <w:sz w:val="21"/>
+          <w:szCs w:val="21"/>
+        </w:rPr>
+        <w:t xml:space="preserve">The account carries its own email.</w:t>
+      </w:r>
+      <w:r>
+        <w:rPr>
+          <w:rFonts w:ascii="Arial" w:cs="Arial" w:eastAsia="Arial" w:hAnsi="Arial"/>
+          <w:color w:val="262626"/>
+          <w:sz w:val="21"/>
+          <w:szCs w:val="21"/>
+        </w:rPr>
+        <w:t xml:space="preserve"> The roster holds no contact details by design, so an account’s email is account data and not a roster field. Neither reads the other.</w:t>
+      </w:r>
+    </w:p>
+    <w:p>
+      <w:pPr>
+        <w:pStyle w:val="ListParagraph"/>
+        <w:numPr>
+          <w:ilvl w:val="0"/>
+          <w:numId w:val="1"/>
+        </w:numPr>
+        <w:spacing w:after="100" w:before="40" w:line="280"/>
+        <w:ind w:left="431" w:hanging="259"/>
+        <w:jc w:val="both"/>
+      </w:pPr>
+      <w:r>
+        <w:rPr>
+          <w:rFonts w:ascii="Arial" w:cs="Arial" w:eastAsia="Arial" w:hAnsi="Arial"/>
+          <w:b/>
+          <w:bCs/>
+          <w:color w:val="1F3864"/>
+          <w:sz w:val="21"/>
+          <w:szCs w:val="21"/>
+        </w:rPr>
+        <w:t xml:space="preserve">The actor is always the account.</w:t>
+      </w:r>
+      <w:r>
+        <w:rPr>
+          <w:rFonts w:ascii="Arial" w:cs="Arial" w:eastAsia="Arial" w:hAnsi="Arial"/>
+          <w:color w:val="262626"/>
+          <w:sz w:val="21"/>
+          <w:szCs w:val="21"/>
+        </w:rPr>
+        <w:t xml:space="preserve"> Anything recording who did something names the account. Where the account points at an employee, that employee is context resolved from it and never the actor itself. A rule that resolved every action to an employee would fail for precisely the actors that matter most early on.</w:t>
+      </w:r>
+    </w:p>
+    <w:p>
+      <w:pPr>
+        <w:pStyle w:val="ListParagraph"/>
+        <w:numPr>
+          <w:ilvl w:val="0"/>
+          <w:numId w:val="1"/>
+        </w:numPr>
+        <w:spacing w:after="100" w:before="40" w:line="280"/>
+        <w:ind w:left="431" w:hanging="259"/>
+        <w:jc w:val="both"/>
+      </w:pPr>
+      <w:r>
+        <w:rPr>
+          <w:rFonts w:ascii="Arial" w:cs="Arial" w:eastAsia="Arial" w:hAnsi="Arial"/>
+          <w:b/>
+          <w:bCs/>
+          <w:color w:val="1F3864"/>
+          <w:sz w:val="21"/>
+          <w:szCs w:val="21"/>
+        </w:rPr>
+        <w:t xml:space="preserve">A separated employee’s account is closed.</w:t>
+      </w:r>
+      <w:r>
+        <w:rPr>
+          <w:rFonts w:ascii="Arial" w:cs="Arial" w:eastAsia="Arial" w:hAnsi="Arial"/>
+          <w:color w:val="262626"/>
+          <w:sz w:val="21"/>
+          <w:szCs w:val="21"/>
+        </w:rPr>
+        <w:t xml:space="preserve"> The employee record is retained under the closure rule of Section 3.4 and the account stops working. These are two events on two records, and neither cascades into the other.</w:t>
+      </w:r>
+    </w:p>
+    <w:p>
+      <w:pPr>
+        <w:pStyle w:val="ListParagraph"/>
+        <w:numPr>
+          <w:ilvl w:val="0"/>
+          <w:numId w:val="1"/>
+        </w:numPr>
+        <w:spacing w:after="100" w:before="40" w:line="280"/>
+        <w:ind w:left="431" w:hanging="259"/>
+        <w:jc w:val="both"/>
+      </w:pPr>
+      <w:r>
+        <w:rPr>
+          <w:rFonts w:ascii="Arial" w:cs="Arial" w:eastAsia="Arial" w:hAnsi="Arial"/>
+          <w:b/>
+          <w:bCs/>
+          <w:color w:val="1F3864"/>
+          <w:sz w:val="21"/>
+          <w:szCs w:val="21"/>
+        </w:rPr>
+        <w:t xml:space="preserve">Consultant access is an account the customer creates,</w:t>
+      </w:r>
+      <w:r>
+        <w:rPr>
+          <w:rFonts w:ascii="Arial" w:cs="Arial" w:eastAsia="Arial" w:hAnsi="Arial"/>
+          <w:color w:val="262626"/>
+          <w:sz w:val="21"/>
+          <w:szCs w:val="21"/>
+        </w:rPr>
+        <w:t xml:space="preserve"> one per named consultant and never shared, disabled by the customer when the engagement ends. One per person because the account that evaluated a job is recorded on the evaluation; a shared login would make that traceability decorative.</w:t>
+      </w:r>
+    </w:p>
+    <w:p>
+      <w:pPr>
+        <w:pStyle w:val="ListParagraph"/>
+        <w:numPr>
+          <w:ilvl w:val="0"/>
+          <w:numId w:val="1"/>
+        </w:numPr>
+        <w:spacing w:after="100" w:before="40" w:line="280"/>
+        <w:ind w:left="431" w:hanging="259"/>
+        <w:jc w:val="both"/>
+      </w:pPr>
+      <w:r>
+        <w:rPr>
+          <w:rFonts w:ascii="Arial" w:cs="Arial" w:eastAsia="Arial" w:hAnsi="Arial"/>
+          <w:b/>
+          <w:bCs/>
+          <w:color w:val="1F3864"/>
+          <w:sz w:val="21"/>
+          <w:szCs w:val="21"/>
+        </w:rPr>
+        <w:t xml:space="preserve">Credentials may be verified externally.</w:t>
+      </w:r>
+      <w:r>
+        <w:rPr>
+          <w:rFonts w:ascii="Arial" w:cs="Arial" w:eastAsia="Arial" w:hAnsi="Arial"/>
+          <w:color w:val="262626"/>
+          <w:sz w:val="21"/>
+          <w:szCs w:val="21"/>
+        </w:rPr>
+        <w:t xml:space="preserve"> An account may authenticate against the organization’s own directory through a named adapter, in which case the account holds a directory identifier and the credential lives there. The account, its roles, and its audit identity are unchanged. Authorization is never delegated: the directory says who someone is, the tenant says what they may do.</w:t>
       </w:r>
     </w:p>
     <w:p>
@@ -4514,7 +4576,299 @@
           <w:sz w:val="25"/>
           <w:szCs w:val="25"/>
         </w:rPr>
-        <w:t xml:space="preserve">11.2  Write contract</w:t>
+        <w:t xml:space="preserve">Roles and permissions</w:t>
+      </w:r>
+    </w:p>
+    <w:p>
+      <w:pPr>
+        <w:spacing w:after="140" w:before="60" w:line="280"/>
+        <w:jc w:val="both"/>
+      </w:pPr>
+      <w:r>
+        <w:rPr>
+          <w:rFonts w:ascii="Arial" w:cs="Arial" w:eastAsia="Arial" w:hAnsi="Arial"/>
+          <w:color w:val="262626"/>
+          <w:sz w:val="21"/>
+          <w:szCs w:val="21"/>
+        </w:rPr>
+        <w:t xml:space="preserve">Every product enforces access through one permission model, and the core is where it lives. It passes the portfolio test plainly: every product needs it, none can own it, and two products carrying separate models would give two answers to one question about who may look at a salary.</w:t>
+      </w:r>
+    </w:p>
+    <w:p>
+      <w:pPr>
+        <w:pStyle w:val="ListParagraph"/>
+        <w:numPr>
+          <w:ilvl w:val="0"/>
+          <w:numId w:val="1"/>
+        </w:numPr>
+        <w:spacing w:after="100" w:before="40" w:line="280"/>
+        <w:ind w:left="431" w:hanging="259"/>
+        <w:jc w:val="both"/>
+      </w:pPr>
+      <w:r>
+        <w:rPr>
+          <w:rFonts w:ascii="Arial" w:cs="Arial" w:eastAsia="Arial" w:hAnsi="Arial"/>
+          <w:b/>
+          <w:bCs/>
+          <w:color w:val="1F3864"/>
+          <w:sz w:val="21"/>
+          <w:szCs w:val="21"/>
+        </w:rPr>
+        <w:t xml:space="preserve">Permissions are granted to roles, and roles are configured by the customer.</w:t>
+      </w:r>
+      <w:r>
+        <w:rPr>
+          <w:rFonts w:ascii="Arial" w:cs="Arial" w:eastAsia="Arial" w:hAnsi="Arial"/>
+          <w:color w:val="262626"/>
+          <w:sz w:val="21"/>
+          <w:szCs w:val="21"/>
+        </w:rPr>
+        <w:t xml:space="preserve"> A tenant administrator defines roles and grants permissions to them in settings, so an organization that calls its HR function something else, or splits it across two roles, is representable without a code change.</w:t>
+      </w:r>
+    </w:p>
+    <w:p>
+      <w:pPr>
+        <w:pStyle w:val="ListParagraph"/>
+        <w:numPr>
+          <w:ilvl w:val="0"/>
+          <w:numId w:val="1"/>
+        </w:numPr>
+        <w:spacing w:after="100" w:before="40" w:line="280"/>
+        <w:ind w:left="431" w:hanging="259"/>
+        <w:jc w:val="both"/>
+      </w:pPr>
+      <w:r>
+        <w:rPr>
+          <w:rFonts w:ascii="Arial" w:cs="Arial" w:eastAsia="Arial" w:hAnsi="Arial"/>
+          <w:b/>
+          <w:bCs/>
+          <w:color w:val="1F3864"/>
+          <w:sz w:val="21"/>
+          <w:szCs w:val="21"/>
+        </w:rPr>
+        <w:t xml:space="preserve">The Admin role is seeded and system-owned.</w:t>
+      </w:r>
+      <w:r>
+        <w:rPr>
+          <w:rFonts w:ascii="Arial" w:cs="Arial" w:eastAsia="Arial" w:hAnsi="Arial"/>
+          <w:color w:val="262626"/>
+          <w:sz w:val="21"/>
+          <w:szCs w:val="21"/>
+        </w:rPr>
+        <w:t xml:space="preserve"> It exists from provisioning with the full tenant permission set. Its permission set cannot be edited and the role cannot be deleted, because a tenant able to strip its own last administrator is unrecoverable without database surgery. Its display label is editable, so the naming freedom above still holds.</w:t>
+      </w:r>
+    </w:p>
+    <w:p>
+      <w:pPr>
+        <w:pStyle w:val="ListParagraph"/>
+        <w:numPr>
+          <w:ilvl w:val="0"/>
+          <w:numId w:val="1"/>
+        </w:numPr>
+        <w:spacing w:after="100" w:before="40" w:line="280"/>
+        <w:ind w:left="431" w:hanging="259"/>
+        <w:jc w:val="both"/>
+      </w:pPr>
+      <w:r>
+        <w:rPr>
+          <w:rFonts w:ascii="Arial" w:cs="Arial" w:eastAsia="Arial" w:hAnsi="Arial"/>
+          <w:b/>
+          <w:bCs/>
+          <w:color w:val="1F3864"/>
+          <w:sz w:val="21"/>
+          <w:szCs w:val="21"/>
+        </w:rPr>
+        <w:t xml:space="preserve">The control plane says who may reach a tenant; the tenant database says what they may do inside it.</w:t>
+      </w:r>
+      <w:r>
+        <w:rPr>
+          <w:rFonts w:ascii="Arial" w:cs="Arial" w:eastAsia="Arial" w:hAnsi="Arial"/>
+          <w:color w:val="262626"/>
+          <w:sz w:val="21"/>
+          <w:szCs w:val="21"/>
+        </w:rPr>
+        <w:t xml:space="preserve"> Access grants for platform users are a control-plane concern and stay there. Roles and their permissions are per-organization configuration and are tenant data. Neither side duplicates the other.</w:t>
+      </w:r>
+    </w:p>
+    <w:p>
+      <w:pPr>
+        <w:pStyle w:val="ListParagraph"/>
+        <w:numPr>
+          <w:ilvl w:val="0"/>
+          <w:numId w:val="1"/>
+        </w:numPr>
+        <w:spacing w:after="100" w:before="40" w:line="280"/>
+        <w:ind w:left="431" w:hanging="259"/>
+        <w:jc w:val="both"/>
+      </w:pPr>
+      <w:r>
+        <w:rPr>
+          <w:rFonts w:ascii="Arial" w:cs="Arial" w:eastAsia="Arial" w:hAnsi="Arial"/>
+          <w:b/>
+          <w:bCs/>
+          <w:color w:val="1F3864"/>
+          <w:sz w:val="21"/>
+          <w:szCs w:val="21"/>
+        </w:rPr>
+        <w:t xml:space="preserve">The sensitive class of Section 3.5 is enforced here,</w:t>
+      </w:r>
+      <w:r>
+        <w:rPr>
+          <w:rFonts w:ascii="Arial" w:cs="Arial" w:eastAsia="Arial" w:hAnsi="Arial"/>
+          <w:color w:val="262626"/>
+          <w:sz w:val="21"/>
+          <w:szCs w:val="21"/>
+        </w:rPr>
+        <w:t xml:space="preserve"> not by convention and not separately per product. Pay amounts, compa-ratio, held profiles, assessment results, and burnout signals are gated together, so a role that can see one has been deliberately granted the rest rather than acquiring them by accident.</w:t>
+      </w:r>
+    </w:p>
+    <w:p>
+      <w:pPr>
+        <w:pStyle w:val="ListParagraph"/>
+        <w:numPr>
+          <w:ilvl w:val="0"/>
+          <w:numId w:val="1"/>
+        </w:numPr>
+        <w:spacing w:after="100" w:before="40" w:line="280"/>
+        <w:ind w:left="431" w:hanging="259"/>
+        <w:jc w:val="both"/>
+      </w:pPr>
+      <w:r>
+        <w:rPr>
+          <w:rFonts w:ascii="Arial" w:cs="Arial" w:eastAsia="Arial" w:hAnsi="Arial"/>
+          <w:b/>
+          <w:bCs/>
+          <w:color w:val="1F3864"/>
+          <w:sz w:val="21"/>
+          <w:szCs w:val="21"/>
+        </w:rPr>
+        <w:t xml:space="preserve">A product may narrow, never widen.</w:t>
+      </w:r>
+      <w:r>
+        <w:rPr>
+          <w:rFonts w:ascii="Arial" w:cs="Arial" w:eastAsia="Arial" w:hAnsi="Arial"/>
+          <w:color w:val="262626"/>
+          <w:sz w:val="21"/>
+          <w:szCs w:val="21"/>
+        </w:rPr>
+        <w:t xml:space="preserve"> A product can require more than the tenant’s model grants for a particular view, but no product may expose a record the model would have withheld.</w:t>
+      </w:r>
+    </w:p>
+    <w:p>
+      <w:pPr>
+        <w:pStyle w:val="Heading2"/>
+        <w:spacing w:after="140" w:before="300"/>
+      </w:pPr>
+      <w:r>
+        <w:rPr>
+          <w:rFonts w:ascii="Arial" w:cs="Arial" w:eastAsia="Arial" w:hAnsi="Arial"/>
+          <w:b/>
+          <w:bCs/>
+          <w:color w:val="2E5496"/>
+          <w:sz w:val="25"/>
+          <w:szCs w:val="25"/>
+        </w:rPr>
+        <w:t xml:space="preserve">What sits on the other side of the boundary</w:t>
+      </w:r>
+    </w:p>
+    <w:p>
+      <w:pPr>
+        <w:spacing w:after="140" w:before="60" w:line="280"/>
+        <w:jc w:val="both"/>
+      </w:pPr>
+      <w:r>
+        <w:rPr>
+          <w:rFonts w:ascii="Arial" w:cs="Arial" w:eastAsia="Arial" w:hAnsi="Arial"/>
+          <w:color w:val="262626"/>
+          <w:sz w:val="21"/>
+          <w:szCs w:val="21"/>
+        </w:rPr>
+        <w:t xml:space="preserve">Registration, approval, provisioning, and the tenant access grants held by platform users are control-plane concerns and are specified separately. One of them touches this section: the organization code used to route a login to the right tenant database is control-plane-owned and is not one of the customer-facing codes of Section 3.3, because a routing key cannot be freely renamed the way a display label can.</w:t>
+      </w:r>
+    </w:p>
+    <w:p>
+      <w:pPr>
+        <w:pStyle w:val="Heading1"/>
+        <w:pageBreakBefore/>
+        <w:pBdr>
+          <w:bottom w:val="single" w:color="BFC9DA" w:sz="8" w:space="6"/>
+        </w:pBdr>
+        <w:spacing w:after="200" w:before="360"/>
+      </w:pPr>
+      <w:r>
+        <w:rPr>
+          <w:rFonts w:ascii="Arial" w:cs="Arial" w:eastAsia="Arial" w:hAnsi="Arial"/>
+          <w:b/>
+          <w:bCs/>
+          <w:color w:val="1F3864"/>
+          <w:sz w:val="32"/>
+          <w:szCs w:val="32"/>
+        </w:rPr>
+        <w:t xml:space="preserve">12. The contract surface</w:t>
+      </w:r>
+    </w:p>
+    <w:p>
+      <w:pPr>
+        <w:spacing w:after="140" w:before="60" w:line="280"/>
+        <w:jc w:val="both"/>
+      </w:pPr>
+      <w:r>
+        <w:rPr>
+          <w:rFonts w:ascii="Arial" w:cs="Arial" w:eastAsia="Arial" w:hAnsi="Arial"/>
+          <w:color w:val="262626"/>
+          <w:sz w:val="21"/>
+          <w:szCs w:val="21"/>
+        </w:rPr>
+        <w:t xml:space="preserve">What products may assume, what they may write, and what the core tells them. This section is the part of the document a product scope references directly.</w:t>
+      </w:r>
+    </w:p>
+    <w:p>
+      <w:pPr>
+        <w:pStyle w:val="Heading2"/>
+        <w:spacing w:after="140" w:before="300"/>
+      </w:pPr>
+      <w:r>
+        <w:rPr>
+          <w:rFonts w:ascii="Arial" w:cs="Arial" w:eastAsia="Arial" w:hAnsi="Arial"/>
+          <w:b/>
+          <w:bCs/>
+          <w:color w:val="2E5496"/>
+          <w:sz w:val="25"/>
+          <w:szCs w:val="25"/>
+        </w:rPr>
+        <w:t xml:space="preserve">12.1  Read contract</w:t>
+      </w:r>
+    </w:p>
+    <w:p>
+      <w:pPr>
+        <w:spacing w:after="140" w:before="60" w:line="280"/>
+        <w:jc w:val="both"/>
+      </w:pPr>
+      <w:r>
+        <w:rPr>
+          <w:rFonts w:ascii="Arial" w:cs="Arial" w:eastAsia="Arial" w:hAnsi="Arial"/>
+          <w:color w:val="262626"/>
+          <w:sz w:val="21"/>
+          <w:szCs w:val="21"/>
+        </w:rPr>
+        <w:t xml:space="preserve">Every product may read every core area, subject to the tenant's permission model. There is no per-product read partition, and building one would break the compute-once property that justifies the spine and the shared roster. Reads are never gated on entitlement: core data is always available because the customer entered it.</w:t>
+      </w:r>
+    </w:p>
+    <w:p>
+      <w:pPr>
+        <w:pStyle w:val="Heading2"/>
+        <w:spacing w:after="140" w:before="300"/>
+      </w:pPr>
+      <w:r>
+        <w:rPr>
+          <w:rFonts w:ascii="Arial" w:cs="Arial" w:eastAsia="Arial" w:hAnsi="Arial"/>
+          <w:b/>
+          <w:bCs/>
+          <w:color w:val="2E5496"/>
+          <w:sz w:val="25"/>
+          <w:szCs w:val="25"/>
+        </w:rPr>
+        <w:t xml:space="preserve">12.2  Write contract</w:t>
       </w:r>
     </w:p>
     <w:p>
@@ -5839,6 +6193,178 @@
           </w:p>
         </w:tc>
       </w:tr>
+      <w:tr>
+        <w:trPr>
+          <w:tblHeader w:val="false"/>
+        </w:trPr>
+        <w:tc>
+          <w:tcPr>
+            <w:tcW w:type="dxa" w:w="3181"/>
+            <w:shd w:fill="FFFFFF" w:color="auto" w:val="clear"/>
+            <w:tcMar>
+              <w:top w:type="dxa" w:w="60"/>
+              <w:left w:type="dxa" w:w="100"/>
+              <w:bottom w:type="dxa" w:w="60"/>
+              <w:right w:type="dxa" w:w="100"/>
+            </w:tcMar>
+          </w:tcPr>
+          <w:p>
+            <w:pPr>
+              <w:spacing w:after="50" w:before="50" w:line="250"/>
+              <w:jc w:val="left"/>
+            </w:pPr>
+            <w:r>
+              <w:rPr>
+                <w:rFonts w:ascii="Arial" w:cs="Arial" w:eastAsia="Arial" w:hAnsi="Arial"/>
+                <w:color w:val="262626"/>
+                <w:sz w:val="19"/>
+                <w:szCs w:val="19"/>
+              </w:rPr>
+              <w:t xml:space="preserve">Identity — accounts, role assignment</w:t>
+            </w:r>
+          </w:p>
+        </w:tc>
+        <w:tc>
+          <w:tcPr>
+            <w:tcW w:type="dxa" w:w="3181"/>
+            <w:shd w:fill="FFFFFF" w:color="auto" w:val="clear"/>
+            <w:tcMar>
+              <w:top w:type="dxa" w:w="60"/>
+              <w:left w:type="dxa" w:w="100"/>
+              <w:bottom w:type="dxa" w:w="60"/>
+              <w:right w:type="dxa" w:w="100"/>
+            </w:tcMar>
+          </w:tcPr>
+          <w:p>
+            <w:pPr>
+              <w:spacing w:after="50" w:before="50" w:line="250"/>
+              <w:jc w:val="left"/>
+            </w:pPr>
+            <w:r>
+              <w:rPr>
+                <w:rFonts w:ascii="Arial" w:cs="Arial" w:eastAsia="Arial" w:hAnsi="Arial"/>
+                <w:color w:val="262626"/>
+                <w:sz w:val="19"/>
+                <w:szCs w:val="19"/>
+              </w:rPr>
+              <w:t xml:space="preserve">Core UI</w:t>
+            </w:r>
+          </w:p>
+        </w:tc>
+        <w:tc>
+          <w:tcPr>
+            <w:tcW w:type="dxa" w:w="3276"/>
+            <w:shd w:fill="FFFFFF" w:color="auto" w:val="clear"/>
+            <w:tcMar>
+              <w:top w:type="dxa" w:w="60"/>
+              <w:left w:type="dxa" w:w="100"/>
+              <w:bottom w:type="dxa" w:w="60"/>
+              <w:right w:type="dxa" w:w="100"/>
+            </w:tcMar>
+          </w:tcPr>
+          <w:p>
+            <w:pPr>
+              <w:spacing w:after="50" w:before="50" w:line="250"/>
+              <w:jc w:val="left"/>
+            </w:pPr>
+            <w:r>
+              <w:rPr>
+                <w:rFonts w:ascii="Arial" w:cs="Arial" w:eastAsia="Arial" w:hAnsi="Arial"/>
+                <w:color w:val="262626"/>
+                <w:sz w:val="19"/>
+                <w:szCs w:val="19"/>
+              </w:rPr>
+              <w:t xml:space="preserve">—</w:t>
+            </w:r>
+          </w:p>
+        </w:tc>
+      </w:tr>
+      <w:tr>
+        <w:trPr>
+          <w:tblHeader w:val="false"/>
+        </w:trPr>
+        <w:tc>
+          <w:tcPr>
+            <w:tcW w:type="dxa" w:w="3181"/>
+            <w:shd w:fill="FFFFFF" w:color="auto" w:val="clear"/>
+            <w:tcMar>
+              <w:top w:type="dxa" w:w="60"/>
+              <w:left w:type="dxa" w:w="100"/>
+              <w:bottom w:type="dxa" w:w="60"/>
+              <w:right w:type="dxa" w:w="100"/>
+            </w:tcMar>
+          </w:tcPr>
+          <w:p>
+            <w:pPr>
+              <w:spacing w:after="50" w:before="50" w:line="250"/>
+              <w:jc w:val="left"/>
+            </w:pPr>
+            <w:r>
+              <w:rPr>
+                <w:rFonts w:ascii="Arial" w:cs="Arial" w:eastAsia="Arial" w:hAnsi="Arial"/>
+                <w:color w:val="262626"/>
+                <w:sz w:val="19"/>
+                <w:szCs w:val="19"/>
+              </w:rPr>
+              <w:t xml:space="preserve">Identity — roles and permissions</w:t>
+            </w:r>
+          </w:p>
+        </w:tc>
+        <w:tc>
+          <w:tcPr>
+            <w:tcW w:type="dxa" w:w="3181"/>
+            <w:shd w:fill="FFFFFF" w:color="auto" w:val="clear"/>
+            <w:tcMar>
+              <w:top w:type="dxa" w:w="60"/>
+              <w:left w:type="dxa" w:w="100"/>
+              <w:bottom w:type="dxa" w:w="60"/>
+              <w:right w:type="dxa" w:w="100"/>
+            </w:tcMar>
+          </w:tcPr>
+          <w:p>
+            <w:pPr>
+              <w:spacing w:after="50" w:before="50" w:line="250"/>
+              <w:jc w:val="left"/>
+            </w:pPr>
+            <w:r>
+              <w:rPr>
+                <w:rFonts w:ascii="Arial" w:cs="Arial" w:eastAsia="Arial" w:hAnsi="Arial"/>
+                <w:color w:val="262626"/>
+                <w:sz w:val="19"/>
+                <w:szCs w:val="19"/>
+              </w:rPr>
+              <w:t xml:space="preserve">Core UI</w:t>
+            </w:r>
+          </w:p>
+        </w:tc>
+        <w:tc>
+          <w:tcPr>
+            <w:tcW w:type="dxa" w:w="3276"/>
+            <w:shd w:fill="FFFFFF" w:color="auto" w:val="clear"/>
+            <w:tcMar>
+              <w:top w:type="dxa" w:w="60"/>
+              <w:left w:type="dxa" w:w="100"/>
+              <w:bottom w:type="dxa" w:w="60"/>
+              <w:right w:type="dxa" w:w="100"/>
+            </w:tcMar>
+          </w:tcPr>
+          <w:p>
+            <w:pPr>
+              <w:spacing w:after="50" w:before="50" w:line="250"/>
+              <w:jc w:val="left"/>
+            </w:pPr>
+            <w:r>
+              <w:rPr>
+                <w:rFonts w:ascii="Arial" w:cs="Arial" w:eastAsia="Arial" w:hAnsi="Arial"/>
+                <w:color w:val="262626"/>
+                <w:sz w:val="19"/>
+                <w:szCs w:val="19"/>
+              </w:rPr>
+              <w:t xml:space="preserve">—</w:t>
+            </w:r>
+          </w:p>
+        </w:tc>
+      </w:tr>
     </w:tbl>
     <w:p>
       <w:pPr>
@@ -5854,7 +6380,7 @@
           <w:sz w:val="25"/>
           <w:szCs w:val="25"/>
         </w:rPr>
-        <w:t xml:space="preserve">11.3  Events the core publishes</w:t>
+        <w:t xml:space="preserve">12.3  Events the core publishes</w:t>
       </w:r>
     </w:p>
     <w:p>
@@ -6358,7 +6884,7 @@
           <w:sz w:val="25"/>
           <w:szCs w:val="25"/>
         </w:rPr>
-        <w:t xml:space="preserve">11.4  Entitlement</w:t>
+        <w:t xml:space="preserve">12.4  Entitlement</w:t>
       </w:r>
     </w:p>
     <w:p>
@@ -6390,7 +6916,7 @@
           <w:sz w:val="25"/>
           <w:szCs w:val="25"/>
         </w:rPr>
-        <w:t xml:space="preserve">11.5  Adapters</w:t>
+        <w:t xml:space="preserve">12.5  Adapters</w:t>
       </w:r>
     </w:p>
     <w:p>
@@ -6441,7 +6967,7 @@
           <w:sz w:val="32"/>
           <w:szCs w:val="32"/>
         </w:rPr>
-        <w:t xml:space="preserve">12. What the core does not do</w:t>
+        <w:t xml:space="preserve">13. What the core does not do</w:t>
       </w:r>
     </w:p>
     <w:p>
